--- a/CÔNG TY TNHH DEMAN (VIỆT NAM) MÁY NÉN KHÍ TIẾT KIỆM NĂNG LƯỢNG/DEMAN_Cập nhật CSH/Quyết định của chủ sở hữu.docx
+++ b/CÔNG TY TNHH DEMAN (VIỆT NAM) MÁY NÉN KHÍ TIẾT KIỆM NĂNG LƯỢNG/DEMAN_Cập nhật CSH/Quyết định của chủ sở hữu.docx
@@ -148,7 +148,7 @@
                 </mc:Choice>
                 <mc:Fallback>
                   <w:pict>
-                    <v:group w14:anchorId="45C8F082" id="Group 1" o:spid="_x0000_s1026" style="width:82.1pt;height:1pt;mso-position-horizontal-relative:char;mso-position-vertical-relative:line" coordsize="10426,127" o:gfxdata="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">
+                    <v:group w14:anchorId="170C5488" id="Group 1" o:spid="_x0000_s1026" style="width:82.1pt;height:1pt;mso-position-horizontal-relative:char;mso-position-vertical-relative:line" coordsize="10426,127" o:gfxdata="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">
                       <v:shape id="Graphic 2" o:spid="_x0000_s1027" style="position:absolute;top:60;width:10426;height:13;visibility:visible;mso-wrap-style:square;v-text-anchor:top" coordsize="1042669,1270" o:gfxdata="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" path="m,l1042440,e" filled="f" strokeweight=".33703mm">
                         <v:stroke dashstyle="dash"/>
                         <v:path arrowok="t"/>
@@ -546,7 +546,7 @@
                 </mc:Choice>
                 <mc:Fallback>
                   <w:pict>
-                    <v:group w14:anchorId="1B4816F5" id="Group 3" o:spid="_x0000_s1026" style="width:168.7pt;height:.85pt;mso-position-horizontal-relative:char;mso-position-vertical-relative:line" coordsize="21424,107" o:gfxdata="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">
+                    <v:group w14:anchorId="679ED68C" id="Group 3" o:spid="_x0000_s1026" style="width:168.7pt;height:.85pt;mso-position-horizontal-relative:char;mso-position-vertical-relative:line" coordsize="21424,107" o:gfxdata="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">
                       <v:shape id="Graphic 4" o:spid="_x0000_s1027" style="position:absolute;top:53;width:21424;height:13;visibility:visible;mso-wrap-style:square;v-text-anchor:top" coordsize="2142490,1270" o:gfxdata="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" path="m,l2142379,e" filled="f" strokeweight=".29694mm">
                         <v:stroke dashstyle="dash"/>
                         <v:path arrowok="t"/>
@@ -1468,6 +1468,11 @@
               </w:rPr>
             </w:pPr>
           </w:p>
+        </w:tc>
+        <w:tc>
+          <w:tcPr>
+            <w:tcW w:w="992" w:type="dxa"/>
+          </w:tcPr>
           <w:p>
             <w:pPr>
               <w:widowControl/>
@@ -1489,46 +1494,6 @@
                 <w:szCs w:val="28"/>
                 <w:lang w:val="en-US"/>
               </w:rPr>
-              <w:t xml:space="preserve">Việc thực hiện xuất khẩu, nhập khẩu, phân phối bán buôn phải tuân thủ đúng quy định tại Điều 7 Nghị định số 09/2018/NĐ-CP ngày 15 tháng 01 năm 2018 của Chính phủ về việc quy định chi tiết Luật Thương mại và Luật Quản lý ngoại thương về hoạt động mua bán hàng hóa và các hoạt động liên quan trực tiếp đến mua bán hàng hóa của nhà đầu tư nước ngoài, tổ </w:t>
-            </w:r>
-            <w:r>
-              <w:rPr>
-                <w:rFonts w:eastAsia="Calibri"/>
-                <w:sz w:val="28"/>
-                <w:szCs w:val="28"/>
-                <w:lang w:val="en-US"/>
-              </w:rPr>
-              <w:lastRenderedPageBreak/>
-              <w:t>chức kinh tế có vốn đầu tư nước ngoài tại Việt nam. Đối với các trường hợp phải cấp Giấy phép kinh doanh để thực hiện hoạt động mua bán hàng hóa và các hoạt động liên quan trực tiếp đến mua bán hàng hóa theo quy định tại Khoản 1 Điều 5 Nghị định số 09/2018/NĐ-CP, Tổ chức kinh tế thực hiện dự án đầu tư có trách nhiệm liên hệ Sở Công Thương để thực hiện thủ tục cấp Giấy phép kinh doanh, Giấy phép lập cơ sở bán lẻ (nếu có) theo quy định (trừ các trường hợp không phải cấp Giấy phép kinh doanh quy định tại Điều 6, Điều 50 Nghị định số 09/2018/NĐ-CP).</w:t>
-            </w:r>
-          </w:p>
-        </w:tc>
-        <w:tc>
-          <w:tcPr>
-            <w:tcW w:w="992" w:type="dxa"/>
-          </w:tcPr>
-          <w:p>
-            <w:pPr>
-              <w:widowControl/>
-              <w:autoSpaceDE/>
-              <w:autoSpaceDN/>
-              <w:spacing w:before="120" w:line="340" w:lineRule="exact"/>
-              <w:jc w:val="both"/>
-              <w:rPr>
-                <w:rFonts w:eastAsia="Calibri"/>
-                <w:sz w:val="28"/>
-                <w:szCs w:val="28"/>
-                <w:lang w:val="en-US"/>
-              </w:rPr>
-            </w:pPr>
-            <w:r>
-              <w:rPr>
-                <w:rFonts w:eastAsia="Calibri"/>
-                <w:sz w:val="28"/>
-                <w:szCs w:val="28"/>
-                <w:lang w:val="en-US"/>
-              </w:rPr>
-              <w:lastRenderedPageBreak/>
               <w:t>4673</w:t>
             </w:r>
           </w:p>
@@ -1842,6 +1807,7 @@
                 <w:szCs w:val="28"/>
                 <w:lang w:val="en-US"/>
               </w:rPr>
+              <w:lastRenderedPageBreak/>
               <w:t>Chi tiết: Thực hiện quyền xuất khẩu, quyền nhập khẩu, quyền phân phối bán buôn các hàng hóa theo quy định của pháp luật Việt Nam và các điều ước quốc tế mà Việt Nam là thành viên (mã CPC 622)</w:t>
             </w:r>
           </w:p>
@@ -1910,6 +1876,7 @@
                 <w:szCs w:val="28"/>
                 <w:lang w:val="en-US"/>
               </w:rPr>
+              <w:lastRenderedPageBreak/>
               <w:t>4663</w:t>
             </w:r>
           </w:p>
@@ -2479,6 +2446,7 @@
         </w:tabs>
       </w:pPr>
       <w:r>
+        <w:lastRenderedPageBreak/>
         <w:tab/>
       </w:r>
     </w:p>
